--- a/Documentation/UI тестирование.docx
+++ b/Documentation/UI тестирование.docx
@@ -645,7 +645,7 @@
           <w:r>
             <w:fldChar w:fldCharType="separate"/>
           </w:r>
-          <w:hyperlink w:anchor="_Toc200097778" w:history="1">
+          <w:hyperlink w:anchor="_Toc201170638" w:history="1">
             <w:r>
               <w:rPr>
                 <w:rStyle w:val="a3"/>
@@ -672,7 +672,7 @@
                 <w:noProof/>
                 <w:webHidden/>
               </w:rPr>
-              <w:instrText xml:space="preserve"> PAGEREF _Toc200097778 \h </w:instrText>
+              <w:instrText xml:space="preserve"> PAGEREF _Toc201170638 \h </w:instrText>
             </w:r>
             <w:r>
               <w:rPr>
@@ -718,7 +718,7 @@
               <w:lang w:eastAsia="ru-RU"/>
             </w:rPr>
           </w:pPr>
-          <w:hyperlink w:anchor="_Toc200097779" w:history="1">
+          <w:hyperlink w:anchor="_Toc201170639" w:history="1">
             <w:r>
               <w:rPr>
                 <w:rStyle w:val="a3"/>
@@ -745,7 +745,7 @@
                 <w:noProof/>
                 <w:webHidden/>
               </w:rPr>
-              <w:instrText xml:space="preserve"> PAGEREF _Toc200097779 \h </w:instrText>
+              <w:instrText xml:space="preserve"> PAGEREF _Toc201170639 \h </w:instrText>
             </w:r>
             <w:r>
               <w:rPr>
@@ -791,7 +791,7 @@
               <w:lang w:eastAsia="ru-RU"/>
             </w:rPr>
           </w:pPr>
-          <w:hyperlink w:anchor="_Toc200097780" w:history="1">
+          <w:hyperlink w:anchor="_Toc201170640" w:history="1">
             <w:r>
               <w:rPr>
                 <w:rStyle w:val="a3"/>
@@ -818,7 +818,7 @@
                 <w:noProof/>
                 <w:webHidden/>
               </w:rPr>
-              <w:instrText xml:space="preserve"> PAGEREF _Toc200097780 \h </w:instrText>
+              <w:instrText xml:space="preserve"> PAGEREF _Toc201170640 \h </w:instrText>
             </w:r>
             <w:r>
               <w:rPr>
@@ -859,21 +859,13 @@
               <w:lang w:eastAsia="ru-RU"/>
             </w:rPr>
           </w:pPr>
-          <w:hyperlink w:anchor="_Toc200097781" w:history="1">
-            <w:r>
-              <w:rPr>
-                <w:rStyle w:val="a3"/>
-                <w:noProof/>
-                <w:lang w:val="en-US"/>
-              </w:rPr>
-              <w:t xml:space="preserve">2 </w:t>
-            </w:r>
+          <w:hyperlink w:anchor="_Toc201170641" w:history="1">
             <w:r>
               <w:rPr>
                 <w:rStyle w:val="a3"/>
                 <w:noProof/>
               </w:rPr>
-              <w:t>Анализ тепловых карт</w:t>
+              <w:t>2 Анализ тепловых карт</w:t>
             </w:r>
             <w:r>
               <w:rPr>
@@ -882,6 +874,8 @@
               </w:rPr>
               <w:tab/>
             </w:r>
+            <w:bookmarkStart w:id="0" w:name="_GoBack"/>
+            <w:bookmarkEnd w:id="0"/>
             <w:r>
               <w:rPr>
                 <w:noProof/>
@@ -894,7 +888,7 @@
                 <w:noProof/>
                 <w:webHidden/>
               </w:rPr>
-              <w:instrText xml:space="preserve"> PAGEREF _Toc200097781 \h </w:instrText>
+              <w:instrText xml:space="preserve"> PAGEREF _Toc201170641 \h </w:instrText>
             </w:r>
             <w:r>
               <w:rPr>
@@ -935,7 +929,7 @@
               <w:lang w:eastAsia="ru-RU"/>
             </w:rPr>
           </w:pPr>
-          <w:hyperlink w:anchor="_Toc200097782" w:history="1">
+          <w:hyperlink w:anchor="_Toc201170642" w:history="1">
             <w:r>
               <w:rPr>
                 <w:rStyle w:val="a3"/>
@@ -962,7 +956,7 @@
                 <w:noProof/>
                 <w:webHidden/>
               </w:rPr>
-              <w:instrText xml:space="preserve"> PAGEREF _Toc200097782 \h </w:instrText>
+              <w:instrText xml:space="preserve"> PAGEREF _Toc201170642 \h </w:instrText>
             </w:r>
             <w:r>
               <w:rPr>
@@ -1008,7 +1002,7 @@
               <w:lang w:eastAsia="ru-RU"/>
             </w:rPr>
           </w:pPr>
-          <w:hyperlink w:anchor="_Toc200097783" w:history="1">
+          <w:hyperlink w:anchor="_Toc201170643" w:history="1">
             <w:r>
               <w:rPr>
                 <w:rStyle w:val="a3"/>
@@ -1035,7 +1029,7 @@
                 <w:noProof/>
                 <w:webHidden/>
               </w:rPr>
-              <w:instrText xml:space="preserve"> PAGEREF _Toc200097783 \h </w:instrText>
+              <w:instrText xml:space="preserve"> PAGEREF _Toc201170643 \h </w:instrText>
             </w:r>
             <w:r>
               <w:rPr>
@@ -1094,7 +1088,7 @@
         <w:pStyle w:val="1"/>
         <w:spacing w:before="0"/>
       </w:pPr>
-      <w:bookmarkStart w:id="0" w:name="_Toc200097778"/>
+      <w:bookmarkStart w:id="1" w:name="_Toc201170638"/>
       <w:r>
         <w:lastRenderedPageBreak/>
         <w:t xml:space="preserve">1 </w:t>
@@ -1102,18 +1096,18 @@
       <w:r>
         <w:t>Тестирование с пользователями</w:t>
       </w:r>
-      <w:bookmarkEnd w:id="0"/>
+      <w:bookmarkEnd w:id="1"/>
     </w:p>
     <w:p/>
     <w:p>
       <w:pPr>
         <w:pStyle w:val="2"/>
       </w:pPr>
-      <w:bookmarkStart w:id="1" w:name="_Toc200097779"/>
+      <w:bookmarkStart w:id="2" w:name="_Toc201170639"/>
       <w:r>
         <w:t>1.1 Задачи, поставленные пользователям</w:t>
       </w:r>
-      <w:bookmarkEnd w:id="1"/>
+      <w:bookmarkEnd w:id="2"/>
     </w:p>
     <w:p/>
     <w:p/>
@@ -1195,7 +1189,7 @@
       <w:pPr>
         <w:pStyle w:val="2"/>
       </w:pPr>
-      <w:bookmarkStart w:id="2" w:name="_Toc200097780"/>
+      <w:bookmarkStart w:id="3" w:name="_Toc201170640"/>
       <w:r>
         <w:t xml:space="preserve">1.2 </w:t>
       </w:r>
@@ -1206,7 +1200,7 @@
         </w:rPr>
         <w:t>Выполнение задач</w:t>
       </w:r>
-      <w:bookmarkEnd w:id="2"/>
+      <w:bookmarkEnd w:id="3"/>
       <w:r>
         <w:t xml:space="preserve"> </w:t>
       </w:r>
@@ -1247,7 +1241,6 @@
               <w:ind w:firstLine="0"/>
               <w:jc w:val="center"/>
             </w:pPr>
-            <w:bookmarkStart w:id="3" w:name="_GoBack" w:colFirst="4" w:colLast="4"/>
             <w:r>
               <w:t>Пользователь</w:t>
             </w:r>
@@ -1296,7 +1289,6 @@
           </w:p>
         </w:tc>
       </w:tr>
-      <w:bookmarkEnd w:id="3"/>
       <w:tr>
         <w:tc>
           <w:tcPr>
@@ -2289,7 +2281,7 @@
       <w:pPr>
         <w:pStyle w:val="1"/>
       </w:pPr>
-      <w:bookmarkStart w:id="4" w:name="_Toc200097781"/>
+      <w:bookmarkStart w:id="4" w:name="_Toc201170641"/>
       <w:r>
         <w:lastRenderedPageBreak/>
         <w:t xml:space="preserve">2 </w:t>
@@ -2541,7 +2533,7 @@
       <w:pPr>
         <w:pStyle w:val="1"/>
       </w:pPr>
-      <w:bookmarkStart w:id="5" w:name="_Toc200097782"/>
+      <w:bookmarkStart w:id="5" w:name="_Toc201170642"/>
       <w:r>
         <w:lastRenderedPageBreak/>
         <w:t>3 Анализ результатов</w:t>
@@ -2691,7 +2683,7 @@
       <w:pPr>
         <w:pStyle w:val="2"/>
       </w:pPr>
-      <w:bookmarkStart w:id="6" w:name="_Toc200097783"/>
+      <w:bookmarkStart w:id="6" w:name="_Toc201170643"/>
       <w:r>
         <w:t>3</w:t>
       </w:r>
@@ -5831,7 +5823,7 @@
 </file>
 
 <file path=customXml/itemProps1.xml><?xml version="1.0" encoding="utf-8"?>
-<ds:datastoreItem xmlns:ds="http://schemas.openxmlformats.org/officeDocument/2006/customXml" ds:itemID="{44B535AD-4100-4D27-9EDD-5BA458B3ECCA}">
+<ds:datastoreItem xmlns:ds="http://schemas.openxmlformats.org/officeDocument/2006/customXml" ds:itemID="{4202B315-D504-457D-844B-F6CCBADD7588}">
   <ds:schemaRefs>
     <ds:schemaRef ds:uri="http://schemas.openxmlformats.org/officeDocument/2006/bibliography"/>
   </ds:schemaRefs>

--- a/Documentation/UI тестирование.docx
+++ b/Documentation/UI тестирование.docx
@@ -1,6 +1,6 @@
 
 <file path=word/document.xml><?xml version="1.0" encoding="utf-8"?>
-<w:document xmlns:wpc="http://schemas.microsoft.com/office/word/2010/wordprocessingCanvas" xmlns:cx="http://schemas.microsoft.com/office/drawing/2014/chartex" xmlns:cx1="http://schemas.microsoft.com/office/drawing/2015/9/8/chartex" xmlns:cx2="http://schemas.microsoft.com/office/drawing/2015/10/21/chartex" xmlns:cx3="http://schemas.microsoft.com/office/drawing/2016/5/9/chartex" xmlns:cx4="http://schemas.microsoft.com/office/drawing/2016/5/10/chartex" xmlns:cx5="http://schemas.microsoft.com/office/drawing/2016/5/11/chartex" xmlns:cx6="http://schemas.microsoft.com/office/drawing/2016/5/12/chartex" xmlns:cx7="http://schemas.microsoft.com/office/drawing/2016/5/13/chartex" xmlns:cx8="http://schemas.microsoft.com/office/drawing/2016/5/14/chartex" xmlns:mc="http://schemas.openxmlformats.org/markup-compatibility/2006" xmlns:aink="http://schemas.microsoft.com/office/drawing/2016/ink" xmlns:am3d="http://schemas.microsoft.com/office/drawing/2017/model3d" xmlns:o="urn:schemas-microsoft-com:office:office" xmlns:r="http://schemas.openxmlformats.org/officeDocument/2006/relationships" xmlns:m="http://schemas.openxmlformats.org/officeDocument/2006/math" xmlns:v="urn:schemas-microsoft-com:vml" xmlns:wp14="http://schemas.microsoft.com/office/word/2010/wordprocessingDrawing" xmlns:wp="http://schemas.openxmlformats.org/drawingml/2006/wordprocessingDrawing" xmlns:w10="urn:schemas-microsoft-com:office:word" xmlns:w="http://schemas.openxmlformats.org/wordprocessingml/2006/main" xmlns:w14="http://schemas.microsoft.com/office/word/2010/wordml" xmlns:w15="http://schemas.microsoft.com/office/word/2012/wordml" xmlns:w16cex="http://schemas.microsoft.com/office/word/2018/wordml/cex" xmlns:w16cid="http://schemas.microsoft.com/office/word/2016/wordml/cid" xmlns:w16="http://schemas.microsoft.com/office/word/2018/wordml" xmlns:w16se="http://schemas.microsoft.com/office/word/2015/wordml/symex" xmlns:wpg="http://schemas.microsoft.com/office/word/2010/wordprocessingGroup" xmlns:wpi="http://schemas.microsoft.com/office/word/2010/wordprocessingInk" xmlns:wne="http://schemas.microsoft.com/office/word/2006/wordml" xmlns:wps="http://schemas.microsoft.com/office/word/2010/wordprocessingShape" mc:Ignorable="w14 w15 w16se w16cid w16 w16cex wp14">
+<w:document xmlns:wpc="http://schemas.microsoft.com/office/word/2010/wordprocessingCanvas" xmlns:cx="http://schemas.microsoft.com/office/drawing/2014/chartex" xmlns:cx1="http://schemas.microsoft.com/office/drawing/2015/9/8/chartex" xmlns:cx2="http://schemas.microsoft.com/office/drawing/2015/10/21/chartex" xmlns:cx3="http://schemas.microsoft.com/office/drawing/2016/5/9/chartex" xmlns:cx4="http://schemas.microsoft.com/office/drawing/2016/5/10/chartex" xmlns:cx5="http://schemas.microsoft.com/office/drawing/2016/5/11/chartex" xmlns:cx6="http://schemas.microsoft.com/office/drawing/2016/5/12/chartex" xmlns:cx7="http://schemas.microsoft.com/office/drawing/2016/5/13/chartex" xmlns:cx8="http://schemas.microsoft.com/office/drawing/2016/5/14/chartex" xmlns:mc="http://schemas.openxmlformats.org/markup-compatibility/2006" xmlns:aink="http://schemas.microsoft.com/office/drawing/2016/ink" xmlns:am3d="http://schemas.microsoft.com/office/drawing/2017/model3d" xmlns:o="urn:schemas-microsoft-com:office:office" xmlns:r="http://schemas.openxmlformats.org/officeDocument/2006/relationships" xmlns:m="http://schemas.openxmlformats.org/officeDocument/2006/math" xmlns:v="urn:schemas-microsoft-com:vml" xmlns:wp14="http://schemas.microsoft.com/office/word/2010/wordprocessingDrawing" xmlns:wp="http://schemas.openxmlformats.org/drawingml/2006/wordprocessingDrawing" xmlns:w10="urn:schemas-microsoft-com:office:word" xmlns:w="http://schemas.openxmlformats.org/wordprocessingml/2006/main" xmlns:w14="http://schemas.microsoft.com/office/word/2010/wordml" xmlns:w15="http://schemas.microsoft.com/office/word/2012/wordml" xmlns:w16cex="http://schemas.microsoft.com/office/word/2018/wordml/cex" xmlns:w16cid="http://schemas.microsoft.com/office/word/2016/wordml/cid" xmlns:w16="http://schemas.microsoft.com/office/word/2018/wordml" xmlns:w16sdtdh="http://schemas.microsoft.com/office/word/2020/wordml/sdtdatahash" xmlns:w16se="http://schemas.microsoft.com/office/word/2015/wordml/symex" xmlns:wpg="http://schemas.microsoft.com/office/word/2010/wordprocessingGroup" xmlns:wpi="http://schemas.microsoft.com/office/word/2010/wordprocessingInk" xmlns:wne="http://schemas.microsoft.com/office/word/2006/wordml" xmlns:wps="http://schemas.microsoft.com/office/word/2010/wordprocessingShape" mc:Ignorable="w14 w15 w16se w16cid w16 w16cex w16sdtdh wp14">
   <w:body>
     <w:p>
       <w:pPr>
@@ -645,7 +645,7 @@
           <w:r>
             <w:fldChar w:fldCharType="separate"/>
           </w:r>
-          <w:hyperlink w:anchor="_Toc201170638" w:history="1">
+          <w:hyperlink w:anchor="_Toc201244572" w:history="1">
             <w:r>
               <w:rPr>
                 <w:rStyle w:val="a3"/>
@@ -672,7 +672,7 @@
                 <w:noProof/>
                 <w:webHidden/>
               </w:rPr>
-              <w:instrText xml:space="preserve"> PAGEREF _Toc201170638 \h </w:instrText>
+              <w:instrText xml:space="preserve"> PAGEREF _Toc201244572 \h </w:instrText>
             </w:r>
             <w:r>
               <w:rPr>
@@ -718,7 +718,7 @@
               <w:lang w:eastAsia="ru-RU"/>
             </w:rPr>
           </w:pPr>
-          <w:hyperlink w:anchor="_Toc201170639" w:history="1">
+          <w:hyperlink w:anchor="_Toc201244573" w:history="1">
             <w:r>
               <w:rPr>
                 <w:rStyle w:val="a3"/>
@@ -745,7 +745,7 @@
                 <w:noProof/>
                 <w:webHidden/>
               </w:rPr>
-              <w:instrText xml:space="preserve"> PAGEREF _Toc201170639 \h </w:instrText>
+              <w:instrText xml:space="preserve"> PAGEREF _Toc201244573 \h </w:instrText>
             </w:r>
             <w:r>
               <w:rPr>
@@ -791,7 +791,7 @@
               <w:lang w:eastAsia="ru-RU"/>
             </w:rPr>
           </w:pPr>
-          <w:hyperlink w:anchor="_Toc201170640" w:history="1">
+          <w:hyperlink w:anchor="_Toc201244574" w:history="1">
             <w:r>
               <w:rPr>
                 <w:rStyle w:val="a3"/>
@@ -818,7 +818,7 @@
                 <w:noProof/>
                 <w:webHidden/>
               </w:rPr>
-              <w:instrText xml:space="preserve"> PAGEREF _Toc201170640 \h </w:instrText>
+              <w:instrText xml:space="preserve"> PAGEREF _Toc201244574 \h </w:instrText>
             </w:r>
             <w:r>
               <w:rPr>
@@ -859,7 +859,7 @@
               <w:lang w:eastAsia="ru-RU"/>
             </w:rPr>
           </w:pPr>
-          <w:hyperlink w:anchor="_Toc201170641" w:history="1">
+          <w:hyperlink w:anchor="_Toc201244575" w:history="1">
             <w:r>
               <w:rPr>
                 <w:rStyle w:val="a3"/>
@@ -874,8 +874,6 @@
               </w:rPr>
               <w:tab/>
             </w:r>
-            <w:bookmarkStart w:id="0" w:name="_GoBack"/>
-            <w:bookmarkEnd w:id="0"/>
             <w:r>
               <w:rPr>
                 <w:noProof/>
@@ -888,7 +886,7 @@
                 <w:noProof/>
                 <w:webHidden/>
               </w:rPr>
-              <w:instrText xml:space="preserve"> PAGEREF _Toc201170641 \h </w:instrText>
+              <w:instrText xml:space="preserve"> PAGEREF _Toc201244575 \h </w:instrText>
             </w:r>
             <w:r>
               <w:rPr>
@@ -929,7 +927,7 @@
               <w:lang w:eastAsia="ru-RU"/>
             </w:rPr>
           </w:pPr>
-          <w:hyperlink w:anchor="_Toc201170642" w:history="1">
+          <w:hyperlink w:anchor="_Toc201244576" w:history="1">
             <w:r>
               <w:rPr>
                 <w:rStyle w:val="a3"/>
@@ -956,7 +954,7 @@
                 <w:noProof/>
                 <w:webHidden/>
               </w:rPr>
-              <w:instrText xml:space="preserve"> PAGEREF _Toc201170642 \h </w:instrText>
+              <w:instrText xml:space="preserve"> PAGEREF _Toc201244576 \h </w:instrText>
             </w:r>
             <w:r>
               <w:rPr>
@@ -1002,7 +1000,7 @@
               <w:lang w:eastAsia="ru-RU"/>
             </w:rPr>
           </w:pPr>
-          <w:hyperlink w:anchor="_Toc201170643" w:history="1">
+          <w:hyperlink w:anchor="_Toc201244577" w:history="1">
             <w:r>
               <w:rPr>
                 <w:rStyle w:val="a3"/>
@@ -1029,7 +1027,7 @@
                 <w:noProof/>
                 <w:webHidden/>
               </w:rPr>
-              <w:instrText xml:space="preserve"> PAGEREF _Toc201170643 \h </w:instrText>
+              <w:instrText xml:space="preserve"> PAGEREF _Toc201244577 \h </w:instrText>
             </w:r>
             <w:r>
               <w:rPr>
@@ -1088,7 +1086,7 @@
         <w:pStyle w:val="1"/>
         <w:spacing w:before="0"/>
       </w:pPr>
-      <w:bookmarkStart w:id="1" w:name="_Toc201170638"/>
+      <w:bookmarkStart w:id="0" w:name="_Toc201244572"/>
       <w:r>
         <w:lastRenderedPageBreak/>
         <w:t xml:space="preserve">1 </w:t>
@@ -1096,18 +1094,18 @@
       <w:r>
         <w:t>Тестирование с пользователями</w:t>
       </w:r>
+      <w:bookmarkEnd w:id="0"/>
+    </w:p>
+    <w:p/>
+    <w:p>
+      <w:pPr>
+        <w:pStyle w:val="2"/>
+      </w:pPr>
+      <w:bookmarkStart w:id="1" w:name="_Toc201244573"/>
+      <w:r>
+        <w:t>1.1 Задачи, поставленные пользователям</w:t>
+      </w:r>
       <w:bookmarkEnd w:id="1"/>
-    </w:p>
-    <w:p/>
-    <w:p>
-      <w:pPr>
-        <w:pStyle w:val="2"/>
-      </w:pPr>
-      <w:bookmarkStart w:id="2" w:name="_Toc201170639"/>
-      <w:r>
-        <w:t>1.1 Задачи, поставленные пользователям</w:t>
-      </w:r>
-      <w:bookmarkEnd w:id="2"/>
     </w:p>
     <w:p/>
     <w:p/>
@@ -1189,7 +1187,7 @@
       <w:pPr>
         <w:pStyle w:val="2"/>
       </w:pPr>
-      <w:bookmarkStart w:id="3" w:name="_Toc201170640"/>
+      <w:bookmarkStart w:id="2" w:name="_Toc201244574"/>
       <w:r>
         <w:t xml:space="preserve">1.2 </w:t>
       </w:r>
@@ -1200,7 +1198,7 @@
         </w:rPr>
         <w:t>Выполнение задач</w:t>
       </w:r>
-      <w:bookmarkEnd w:id="3"/>
+      <w:bookmarkEnd w:id="2"/>
       <w:r>
         <w:t xml:space="preserve"> </w:t>
       </w:r>
@@ -2281,7 +2279,7 @@
       <w:pPr>
         <w:pStyle w:val="1"/>
       </w:pPr>
-      <w:bookmarkStart w:id="4" w:name="_Toc201170641"/>
+      <w:bookmarkStart w:id="3" w:name="_Toc201244575"/>
       <w:r>
         <w:lastRenderedPageBreak/>
         <w:t xml:space="preserve">2 </w:t>
@@ -2289,7 +2287,7 @@
       <w:r>
         <w:t>Анализ тепловых карт</w:t>
       </w:r>
-      <w:bookmarkEnd w:id="4"/>
+      <w:bookmarkEnd w:id="3"/>
     </w:p>
     <w:p/>
     <w:p/>
@@ -2533,12 +2531,12 @@
       <w:pPr>
         <w:pStyle w:val="1"/>
       </w:pPr>
-      <w:bookmarkStart w:id="5" w:name="_Toc201170642"/>
+      <w:bookmarkStart w:id="4" w:name="_Toc201244576"/>
       <w:r>
         <w:lastRenderedPageBreak/>
         <w:t>3 Анализ результатов</w:t>
       </w:r>
-      <w:bookmarkEnd w:id="5"/>
+      <w:bookmarkEnd w:id="4"/>
     </w:p>
     <w:p/>
     <w:p/>
@@ -2683,7 +2681,7 @@
       <w:pPr>
         <w:pStyle w:val="2"/>
       </w:pPr>
-      <w:bookmarkStart w:id="6" w:name="_Toc201170643"/>
+      <w:bookmarkStart w:id="5" w:name="_Toc201244577"/>
       <w:r>
         <w:t>3</w:t>
       </w:r>
@@ -2699,7 +2697,7 @@
       <w:r>
         <w:t>Оценка интуитивности</w:t>
       </w:r>
-      <w:bookmarkEnd w:id="6"/>
+      <w:bookmarkEnd w:id="5"/>
     </w:p>
     <w:p/>
     <w:p/>
@@ -2733,6 +2731,7 @@
       </w:r>
     </w:p>
     <w:sectPr>
+      <w:footerReference w:type="default" r:id="rId11"/>
       <w:pgSz w:w="11906" w:h="16838"/>
       <w:pgMar w:top="1134" w:right="567" w:bottom="1134" w:left="1134" w:header="709" w:footer="709" w:gutter="0"/>
       <w:pgNumType w:start="1"/>
@@ -2745,7 +2744,7 @@
 </file>
 
 <file path=word/endnotes.xml><?xml version="1.0" encoding="utf-8"?>
-<w:endnotes xmlns:wpc="http://schemas.microsoft.com/office/word/2010/wordprocessingCanvas" xmlns:cx="http://schemas.microsoft.com/office/drawing/2014/chartex" xmlns:cx1="http://schemas.microsoft.com/office/drawing/2015/9/8/chartex" xmlns:cx2="http://schemas.microsoft.com/office/drawing/2015/10/21/chartex" xmlns:cx3="http://schemas.microsoft.com/office/drawing/2016/5/9/chartex" xmlns:cx4="http://schemas.microsoft.com/office/drawing/2016/5/10/chartex" xmlns:cx5="http://schemas.microsoft.com/office/drawing/2016/5/11/chartex" xmlns:cx6="http://schemas.microsoft.com/office/drawing/2016/5/12/chartex" xmlns:cx7="http://schemas.microsoft.com/office/drawing/2016/5/13/chartex" xmlns:cx8="http://schemas.microsoft.com/office/drawing/2016/5/14/chartex" xmlns:mc="http://schemas.openxmlformats.org/markup-compatibility/2006" xmlns:aink="http://schemas.microsoft.com/office/drawing/2016/ink" xmlns:am3d="http://schemas.microsoft.com/office/drawing/2017/model3d" xmlns:o="urn:schemas-microsoft-com:office:office" xmlns:r="http://schemas.openxmlformats.org/officeDocument/2006/relationships" xmlns:m="http://schemas.openxmlformats.org/officeDocument/2006/math" xmlns:v="urn:schemas-microsoft-com:vml" xmlns:wp14="http://schemas.microsoft.com/office/word/2010/wordprocessingDrawing" xmlns:wp="http://schemas.openxmlformats.org/drawingml/2006/wordprocessingDrawing" xmlns:w10="urn:schemas-microsoft-com:office:word" xmlns:w="http://schemas.openxmlformats.org/wordprocessingml/2006/main" xmlns:w14="http://schemas.microsoft.com/office/word/2010/wordml" xmlns:w15="http://schemas.microsoft.com/office/word/2012/wordml" xmlns:w16cex="http://schemas.microsoft.com/office/word/2018/wordml/cex" xmlns:w16cid="http://schemas.microsoft.com/office/word/2016/wordml/cid" xmlns:w16="http://schemas.microsoft.com/office/word/2018/wordml" xmlns:w16se="http://schemas.microsoft.com/office/word/2015/wordml/symex" xmlns:wpg="http://schemas.microsoft.com/office/word/2010/wordprocessingGroup" xmlns:wpi="http://schemas.microsoft.com/office/word/2010/wordprocessingInk" xmlns:wne="http://schemas.microsoft.com/office/word/2006/wordml" xmlns:wps="http://schemas.microsoft.com/office/word/2010/wordprocessingShape" mc:Ignorable="w14 w15 w16se w16cid w16 w16cex wp14">
+<w:endnotes xmlns:wpc="http://schemas.microsoft.com/office/word/2010/wordprocessingCanvas" xmlns:cx="http://schemas.microsoft.com/office/drawing/2014/chartex" xmlns:cx1="http://schemas.microsoft.com/office/drawing/2015/9/8/chartex" xmlns:cx2="http://schemas.microsoft.com/office/drawing/2015/10/21/chartex" xmlns:cx3="http://schemas.microsoft.com/office/drawing/2016/5/9/chartex" xmlns:cx4="http://schemas.microsoft.com/office/drawing/2016/5/10/chartex" xmlns:cx5="http://schemas.microsoft.com/office/drawing/2016/5/11/chartex" xmlns:cx6="http://schemas.microsoft.com/office/drawing/2016/5/12/chartex" xmlns:cx7="http://schemas.microsoft.com/office/drawing/2016/5/13/chartex" xmlns:cx8="http://schemas.microsoft.com/office/drawing/2016/5/14/chartex" xmlns:mc="http://schemas.openxmlformats.org/markup-compatibility/2006" xmlns:aink="http://schemas.microsoft.com/office/drawing/2016/ink" xmlns:am3d="http://schemas.microsoft.com/office/drawing/2017/model3d" xmlns:o="urn:schemas-microsoft-com:office:office" xmlns:r="http://schemas.openxmlformats.org/officeDocument/2006/relationships" xmlns:m="http://schemas.openxmlformats.org/officeDocument/2006/math" xmlns:v="urn:schemas-microsoft-com:vml" xmlns:wp14="http://schemas.microsoft.com/office/word/2010/wordprocessingDrawing" xmlns:wp="http://schemas.openxmlformats.org/drawingml/2006/wordprocessingDrawing" xmlns:w10="urn:schemas-microsoft-com:office:word" xmlns:w="http://schemas.openxmlformats.org/wordprocessingml/2006/main" xmlns:w14="http://schemas.microsoft.com/office/word/2010/wordml" xmlns:w15="http://schemas.microsoft.com/office/word/2012/wordml" xmlns:w16cex="http://schemas.microsoft.com/office/word/2018/wordml/cex" xmlns:w16cid="http://schemas.microsoft.com/office/word/2016/wordml/cid" xmlns:w16="http://schemas.microsoft.com/office/word/2018/wordml" xmlns:w16sdtdh="http://schemas.microsoft.com/office/word/2020/wordml/sdtdatahash" xmlns:w16se="http://schemas.microsoft.com/office/word/2015/wordml/symex" xmlns:wpg="http://schemas.microsoft.com/office/word/2010/wordprocessingGroup" xmlns:wpi="http://schemas.microsoft.com/office/word/2010/wordprocessingInk" xmlns:wne="http://schemas.microsoft.com/office/word/2006/wordml" xmlns:wps="http://schemas.microsoft.com/office/word/2010/wordprocessingShape" mc:Ignorable="w14 w15 w16se w16cid w16 w16cex w16sdtdh wp14">
   <w:endnote w:type="separator" w:id="-1">
     <w:p>
       <w:r>
@@ -2763,8 +2762,50 @@
 </w:endnotes>
 </file>
 
+<file path=word/footer1.xml><?xml version="1.0" encoding="utf-8"?>
+<w:ftr xmlns:wpc="http://schemas.microsoft.com/office/word/2010/wordprocessingCanvas" xmlns:cx="http://schemas.microsoft.com/office/drawing/2014/chartex" xmlns:cx1="http://schemas.microsoft.com/office/drawing/2015/9/8/chartex" xmlns:cx2="http://schemas.microsoft.com/office/drawing/2015/10/21/chartex" xmlns:cx3="http://schemas.microsoft.com/office/drawing/2016/5/9/chartex" xmlns:cx4="http://schemas.microsoft.com/office/drawing/2016/5/10/chartex" xmlns:cx5="http://schemas.microsoft.com/office/drawing/2016/5/11/chartex" xmlns:cx6="http://schemas.microsoft.com/office/drawing/2016/5/12/chartex" xmlns:cx7="http://schemas.microsoft.com/office/drawing/2016/5/13/chartex" xmlns:cx8="http://schemas.microsoft.com/office/drawing/2016/5/14/chartex" xmlns:mc="http://schemas.openxmlformats.org/markup-compatibility/2006" xmlns:aink="http://schemas.microsoft.com/office/drawing/2016/ink" xmlns:am3d="http://schemas.microsoft.com/office/drawing/2017/model3d" xmlns:o="urn:schemas-microsoft-com:office:office" xmlns:r="http://schemas.openxmlformats.org/officeDocument/2006/relationships" xmlns:m="http://schemas.openxmlformats.org/officeDocument/2006/math" xmlns:v="urn:schemas-microsoft-com:vml" xmlns:wp14="http://schemas.microsoft.com/office/word/2010/wordprocessingDrawing" xmlns:wp="http://schemas.openxmlformats.org/drawingml/2006/wordprocessingDrawing" xmlns:w10="urn:schemas-microsoft-com:office:word" xmlns:w="http://schemas.openxmlformats.org/wordprocessingml/2006/main" xmlns:w14="http://schemas.microsoft.com/office/word/2010/wordml" xmlns:w15="http://schemas.microsoft.com/office/word/2012/wordml" xmlns:w16cex="http://schemas.microsoft.com/office/word/2018/wordml/cex" xmlns:w16cid="http://schemas.microsoft.com/office/word/2016/wordml/cid" xmlns:w16="http://schemas.microsoft.com/office/word/2018/wordml" xmlns:w16sdtdh="http://schemas.microsoft.com/office/word/2020/wordml/sdtdatahash" xmlns:w16se="http://schemas.microsoft.com/office/word/2015/wordml/symex" xmlns:wpg="http://schemas.microsoft.com/office/word/2010/wordprocessingGroup" xmlns:wpi="http://schemas.microsoft.com/office/word/2010/wordprocessingInk" xmlns:wne="http://schemas.microsoft.com/office/word/2006/wordml" xmlns:wps="http://schemas.microsoft.com/office/word/2010/wordprocessingShape" mc:Ignorable="w14 w15 w16se w16cid w16 w16cex w16sdtdh wp14">
+  <w:sdt>
+    <w:sdtPr>
+      <w:id w:val="1908034657"/>
+      <w:docPartObj>
+        <w:docPartGallery w:val="Page Numbers (Bottom of Page)"/>
+        <w:docPartUnique/>
+      </w:docPartObj>
+    </w:sdtPr>
+    <w:sdtContent>
+      <w:p>
+        <w:pPr>
+          <w:pStyle w:val="a7"/>
+          <w:jc w:val="center"/>
+        </w:pPr>
+        <w:r>
+          <w:fldChar w:fldCharType="begin"/>
+        </w:r>
+        <w:r>
+          <w:instrText>PAGE   \* MERGEFORMAT</w:instrText>
+        </w:r>
+        <w:r>
+          <w:fldChar w:fldCharType="separate"/>
+        </w:r>
+        <w:r>
+          <w:t>2</w:t>
+        </w:r>
+        <w:r>
+          <w:fldChar w:fldCharType="end"/>
+        </w:r>
+      </w:p>
+    </w:sdtContent>
+  </w:sdt>
+  <w:p>
+    <w:pPr>
+      <w:pStyle w:val="a7"/>
+    </w:pPr>
+  </w:p>
+</w:ftr>
+</file>
+
 <file path=word/footnotes.xml><?xml version="1.0" encoding="utf-8"?>
-<w:footnotes xmlns:wpc="http://schemas.microsoft.com/office/word/2010/wordprocessingCanvas" xmlns:cx="http://schemas.microsoft.com/office/drawing/2014/chartex" xmlns:cx1="http://schemas.microsoft.com/office/drawing/2015/9/8/chartex" xmlns:cx2="http://schemas.microsoft.com/office/drawing/2015/10/21/chartex" xmlns:cx3="http://schemas.microsoft.com/office/drawing/2016/5/9/chartex" xmlns:cx4="http://schemas.microsoft.com/office/drawing/2016/5/10/chartex" xmlns:cx5="http://schemas.microsoft.com/office/drawing/2016/5/11/chartex" xmlns:cx6="http://schemas.microsoft.com/office/drawing/2016/5/12/chartex" xmlns:cx7="http://schemas.microsoft.com/office/drawing/2016/5/13/chartex" xmlns:cx8="http://schemas.microsoft.com/office/drawing/2016/5/14/chartex" xmlns:mc="http://schemas.openxmlformats.org/markup-compatibility/2006" xmlns:aink="http://schemas.microsoft.com/office/drawing/2016/ink" xmlns:am3d="http://schemas.microsoft.com/office/drawing/2017/model3d" xmlns:o="urn:schemas-microsoft-com:office:office" xmlns:r="http://schemas.openxmlformats.org/officeDocument/2006/relationships" xmlns:m="http://schemas.openxmlformats.org/officeDocument/2006/math" xmlns:v="urn:schemas-microsoft-com:vml" xmlns:wp14="http://schemas.microsoft.com/office/word/2010/wordprocessingDrawing" xmlns:wp="http://schemas.openxmlformats.org/drawingml/2006/wordprocessingDrawing" xmlns:w10="urn:schemas-microsoft-com:office:word" xmlns:w="http://schemas.openxmlformats.org/wordprocessingml/2006/main" xmlns:w14="http://schemas.microsoft.com/office/word/2010/wordml" xmlns:w15="http://schemas.microsoft.com/office/word/2012/wordml" xmlns:w16cex="http://schemas.microsoft.com/office/word/2018/wordml/cex" xmlns:w16cid="http://schemas.microsoft.com/office/word/2016/wordml/cid" xmlns:w16="http://schemas.microsoft.com/office/word/2018/wordml" xmlns:w16se="http://schemas.microsoft.com/office/word/2015/wordml/symex" xmlns:wpg="http://schemas.microsoft.com/office/word/2010/wordprocessingGroup" xmlns:wpi="http://schemas.microsoft.com/office/word/2010/wordprocessingInk" xmlns:wne="http://schemas.microsoft.com/office/word/2006/wordml" xmlns:wps="http://schemas.microsoft.com/office/word/2010/wordprocessingShape" mc:Ignorable="w14 w15 w16se w16cid w16 w16cex wp14">
+<w:footnotes xmlns:wpc="http://schemas.microsoft.com/office/word/2010/wordprocessingCanvas" xmlns:cx="http://schemas.microsoft.com/office/drawing/2014/chartex" xmlns:cx1="http://schemas.microsoft.com/office/drawing/2015/9/8/chartex" xmlns:cx2="http://schemas.microsoft.com/office/drawing/2015/10/21/chartex" xmlns:cx3="http://schemas.microsoft.com/office/drawing/2016/5/9/chartex" xmlns:cx4="http://schemas.microsoft.com/office/drawing/2016/5/10/chartex" xmlns:cx5="http://schemas.microsoft.com/office/drawing/2016/5/11/chartex" xmlns:cx6="http://schemas.microsoft.com/office/drawing/2016/5/12/chartex" xmlns:cx7="http://schemas.microsoft.com/office/drawing/2016/5/13/chartex" xmlns:cx8="http://schemas.microsoft.com/office/drawing/2016/5/14/chartex" xmlns:mc="http://schemas.openxmlformats.org/markup-compatibility/2006" xmlns:aink="http://schemas.microsoft.com/office/drawing/2016/ink" xmlns:am3d="http://schemas.microsoft.com/office/drawing/2017/model3d" xmlns:o="urn:schemas-microsoft-com:office:office" xmlns:r="http://schemas.openxmlformats.org/officeDocument/2006/relationships" xmlns:m="http://schemas.openxmlformats.org/officeDocument/2006/math" xmlns:v="urn:schemas-microsoft-com:vml" xmlns:wp14="http://schemas.microsoft.com/office/word/2010/wordprocessingDrawing" xmlns:wp="http://schemas.openxmlformats.org/drawingml/2006/wordprocessingDrawing" xmlns:w10="urn:schemas-microsoft-com:office:word" xmlns:w="http://schemas.openxmlformats.org/wordprocessingml/2006/main" xmlns:w14="http://schemas.microsoft.com/office/word/2010/wordml" xmlns:w15="http://schemas.microsoft.com/office/word/2012/wordml" xmlns:w16cex="http://schemas.microsoft.com/office/word/2018/wordml/cex" xmlns:w16cid="http://schemas.microsoft.com/office/word/2016/wordml/cid" xmlns:w16="http://schemas.microsoft.com/office/word/2018/wordml" xmlns:w16sdtdh="http://schemas.microsoft.com/office/word/2020/wordml/sdtdatahash" xmlns:w16se="http://schemas.microsoft.com/office/word/2015/wordml/symex" xmlns:wpg="http://schemas.microsoft.com/office/word/2010/wordprocessingGroup" xmlns:wpi="http://schemas.microsoft.com/office/word/2010/wordprocessingInk" xmlns:wne="http://schemas.microsoft.com/office/word/2006/wordml" xmlns:wps="http://schemas.microsoft.com/office/word/2010/wordprocessingShape" mc:Ignorable="w14 w15 w16se w16cid w16 w16cex w16sdtdh wp14">
   <w:footnote w:type="separator" w:id="-1">
     <w:p>
       <w:r>
@@ -2783,7 +2824,7 @@
 </file>
 
 <file path=word/numbering.xml><?xml version="1.0" encoding="utf-8"?>
-<w:numbering xmlns:wpc="http://schemas.microsoft.com/office/word/2010/wordprocessingCanvas" xmlns:cx="http://schemas.microsoft.com/office/drawing/2014/chartex" xmlns:cx1="http://schemas.microsoft.com/office/drawing/2015/9/8/chartex" xmlns:cx2="http://schemas.microsoft.com/office/drawing/2015/10/21/chartex" xmlns:cx3="http://schemas.microsoft.com/office/drawing/2016/5/9/chartex" xmlns:cx4="http://schemas.microsoft.com/office/drawing/2016/5/10/chartex" xmlns:cx5="http://schemas.microsoft.com/office/drawing/2016/5/11/chartex" xmlns:cx6="http://schemas.microsoft.com/office/drawing/2016/5/12/chartex" xmlns:cx7="http://schemas.microsoft.com/office/drawing/2016/5/13/chartex" xmlns:cx8="http://schemas.microsoft.com/office/drawing/2016/5/14/chartex" xmlns:mc="http://schemas.openxmlformats.org/markup-compatibility/2006" xmlns:aink="http://schemas.microsoft.com/office/drawing/2016/ink" xmlns:am3d="http://schemas.microsoft.com/office/drawing/2017/model3d" xmlns:o="urn:schemas-microsoft-com:office:office" xmlns:r="http://schemas.openxmlformats.org/officeDocument/2006/relationships" xmlns:m="http://schemas.openxmlformats.org/officeDocument/2006/math" xmlns:v="urn:schemas-microsoft-com:vml" xmlns:wp14="http://schemas.microsoft.com/office/word/2010/wordprocessingDrawing" xmlns:wp="http://schemas.openxmlformats.org/drawingml/2006/wordprocessingDrawing" xmlns:w10="urn:schemas-microsoft-com:office:word" xmlns:w="http://schemas.openxmlformats.org/wordprocessingml/2006/main" xmlns:w14="http://schemas.microsoft.com/office/word/2010/wordml" xmlns:w15="http://schemas.microsoft.com/office/word/2012/wordml" xmlns:w16cex="http://schemas.microsoft.com/office/word/2018/wordml/cex" xmlns:w16cid="http://schemas.microsoft.com/office/word/2016/wordml/cid" xmlns:w16="http://schemas.microsoft.com/office/word/2018/wordml" xmlns:w16se="http://schemas.microsoft.com/office/word/2015/wordml/symex" xmlns:wpg="http://schemas.microsoft.com/office/word/2010/wordprocessingGroup" xmlns:wpi="http://schemas.microsoft.com/office/word/2010/wordprocessingInk" xmlns:wne="http://schemas.microsoft.com/office/word/2006/wordml" xmlns:wps="http://schemas.microsoft.com/office/word/2010/wordprocessingShape" mc:Ignorable="w14 w15 w16se w16cid w16 w16cex wp14">
+<w:numbering xmlns:wpc="http://schemas.microsoft.com/office/word/2010/wordprocessingCanvas" xmlns:cx="http://schemas.microsoft.com/office/drawing/2014/chartex" xmlns:cx1="http://schemas.microsoft.com/office/drawing/2015/9/8/chartex" xmlns:cx2="http://schemas.microsoft.com/office/drawing/2015/10/21/chartex" xmlns:cx3="http://schemas.microsoft.com/office/drawing/2016/5/9/chartex" xmlns:cx4="http://schemas.microsoft.com/office/drawing/2016/5/10/chartex" xmlns:cx5="http://schemas.microsoft.com/office/drawing/2016/5/11/chartex" xmlns:cx6="http://schemas.microsoft.com/office/drawing/2016/5/12/chartex" xmlns:cx7="http://schemas.microsoft.com/office/drawing/2016/5/13/chartex" xmlns:cx8="http://schemas.microsoft.com/office/drawing/2016/5/14/chartex" xmlns:mc="http://schemas.openxmlformats.org/markup-compatibility/2006" xmlns:aink="http://schemas.microsoft.com/office/drawing/2016/ink" xmlns:am3d="http://schemas.microsoft.com/office/drawing/2017/model3d" xmlns:o="urn:schemas-microsoft-com:office:office" xmlns:r="http://schemas.openxmlformats.org/officeDocument/2006/relationships" xmlns:m="http://schemas.openxmlformats.org/officeDocument/2006/math" xmlns:v="urn:schemas-microsoft-com:vml" xmlns:wp14="http://schemas.microsoft.com/office/word/2010/wordprocessingDrawing" xmlns:wp="http://schemas.openxmlformats.org/drawingml/2006/wordprocessingDrawing" xmlns:w10="urn:schemas-microsoft-com:office:word" xmlns:w="http://schemas.openxmlformats.org/wordprocessingml/2006/main" xmlns:w14="http://schemas.microsoft.com/office/word/2010/wordml" xmlns:w15="http://schemas.microsoft.com/office/word/2012/wordml" xmlns:w16cex="http://schemas.microsoft.com/office/word/2018/wordml/cex" xmlns:w16cid="http://schemas.microsoft.com/office/word/2016/wordml/cid" xmlns:w16="http://schemas.microsoft.com/office/word/2018/wordml" xmlns:w16sdtdh="http://schemas.microsoft.com/office/word/2020/wordml/sdtdatahash" xmlns:w16se="http://schemas.microsoft.com/office/word/2015/wordml/symex" xmlns:wpg="http://schemas.microsoft.com/office/word/2010/wordprocessingGroup" xmlns:wpi="http://schemas.microsoft.com/office/word/2010/wordprocessingInk" xmlns:wne="http://schemas.microsoft.com/office/word/2006/wordml" xmlns:wps="http://schemas.microsoft.com/office/word/2010/wordprocessingShape" mc:Ignorable="w14 w15 w16se w16cid w16 w16cex w16sdtdh wp14">
   <w:abstractNum w:abstractNumId="0" w15:restartNumberingAfterBreak="0">
     <w:nsid w:val="019C6632"/>
     <w:multiLevelType w:val="multilevel"/>
@@ -4887,7 +4928,7 @@
 </file>
 
 <file path=word/styles.xml><?xml version="1.0" encoding="utf-8"?>
-<w:styles xmlns:mc="http://schemas.openxmlformats.org/markup-compatibility/2006" xmlns:r="http://schemas.openxmlformats.org/officeDocument/2006/relationships" xmlns:w="http://schemas.openxmlformats.org/wordprocessingml/2006/main" xmlns:w14="http://schemas.microsoft.com/office/word/2010/wordml" xmlns:w15="http://schemas.microsoft.com/office/word/2012/wordml" xmlns:w16cex="http://schemas.microsoft.com/office/word/2018/wordml/cex" xmlns:w16cid="http://schemas.microsoft.com/office/word/2016/wordml/cid" xmlns:w16="http://schemas.microsoft.com/office/word/2018/wordml" xmlns:w16se="http://schemas.microsoft.com/office/word/2015/wordml/symex" mc:Ignorable="w14 w15 w16se w16cid w16 w16cex">
+<w:styles xmlns:mc="http://schemas.openxmlformats.org/markup-compatibility/2006" xmlns:r="http://schemas.openxmlformats.org/officeDocument/2006/relationships" xmlns:w="http://schemas.openxmlformats.org/wordprocessingml/2006/main" xmlns:w14="http://schemas.microsoft.com/office/word/2010/wordml" xmlns:w15="http://schemas.microsoft.com/office/word/2012/wordml" xmlns:w16cex="http://schemas.microsoft.com/office/word/2018/wordml/cex" xmlns:w16cid="http://schemas.microsoft.com/office/word/2016/wordml/cid" xmlns:w16="http://schemas.microsoft.com/office/word/2018/wordml" xmlns:w16sdtdh="http://schemas.microsoft.com/office/word/2020/wordml/sdtdatahash" xmlns:w16se="http://schemas.microsoft.com/office/word/2015/wordml/symex" mc:Ignorable="w14 w15 w16se w16cid w16 w16cex w16sdtdh">
   <w:docDefaults>
     <w:rPrDefault>
       <w:rPr>
